--- a/word_reports/LP_0334_위치_123_The Beatles_The Beatles B.docx
+++ b/word_reports/LP_0334_위치_123_The Beatles_The Beatles B.docx
@@ -4,7 +4,7 @@
   <w:body>
     <w:p>
       <w:pPr>
-        <w:spacing w:after="280"/>
+        <w:spacing w:after="80"/>
       </w:pPr>
       <w:r>
         <w:rPr w:rFonts="맑은 고딕">
@@ -13,94 +13,47 @@
           <w:color w:val="1E3A8A"/>
           <w:sz w:val="30"/>
         </w:rPr>
-        <w:t>[123] The Beatles - The Beatles Ballads</w:t>
+        <w:t>The Beatles (비틀즈) - The Beatles Ballads</w:t>
       </w:r>
     </w:p>
     <w:p>
       <w:pPr>
-        <w:spacing w:after="320"/>
+        <w:spacing w:after="240"/>
       </w:pPr>
       <w:r>
         <w:rPr w:rFonts="맑은 고딕">
           <w:rFonts w:ascii="맑은 고딕" w:hAnsi="맑은 고딕" w:eastAsia="맑은 고딕"/>
           <w:b/>
-          <w:sz w:val="20"/>
+          <w:color w:val="4B5563"/>
+          <w:sz w:val="22"/>
         </w:rPr>
-        <w:t>■ 위치 : 123</w:t>
-        <w:br/>
-      </w:r>
-      <w:r>
-        <w:rPr w:rFonts="맑은 고딕">
-          <w:rFonts w:ascii="맑은 고딕" w:hAnsi="맑은 고딕" w:eastAsia="맑은 고딕"/>
-          <w:b/>
-          <w:sz w:val="20"/>
-        </w:rPr>
-        <w:t>■ 아티스트 : The Beatles</w:t>
-        <w:br/>
-      </w:r>
-      <w:r>
-        <w:rPr w:rFonts="맑은 고딕">
-          <w:rFonts w:ascii="맑은 고딕" w:hAnsi="맑은 고딕" w:eastAsia="맑은 고딕"/>
-          <w:b/>
-          <w:sz w:val="20"/>
-        </w:rPr>
-        <w:t>■ 앨범명 : The Beatles Ballads</w:t>
-        <w:br/>
-      </w:r>
-      <w:r>
-        <w:rPr w:rFonts="맑은 고딕">
-          <w:rFonts w:ascii="맑은 고딕" w:hAnsi="맑은 고딕" w:eastAsia="맑은 고딕"/>
-          <w:b w:val="0"/>
-          <w:sz w:val="20"/>
-        </w:rPr>
-        <w:t>■ 음반 레이블 : Parlophone / EMI</w:t>
-        <w:br/>
-      </w:r>
-      <w:r>
-        <w:rPr w:rFonts="맑은 고딕">
-          <w:rFonts w:ascii="맑은 고딕" w:hAnsi="맑은 고딕" w:eastAsia="맑은 고딕"/>
-          <w:b w:val="0"/>
-          <w:sz w:val="20"/>
-        </w:rPr>
-        <w:t>■ 발매년도 : 1980</w:t>
-        <w:br/>
-      </w:r>
-      <w:r>
-        <w:rPr w:rFonts="맑은 고딕">
-          <w:rFonts w:ascii="맑은 고딕" w:hAnsi="맑은 고딕" w:eastAsia="맑은 고딕"/>
-          <w:b w:val="0"/>
-          <w:sz w:val="20"/>
-        </w:rPr>
-        <w:t>■ 장르 : 팝 록 (Pop Rock), 소프트 록 (Soft Rock), 어쿠스틱 팝 (Acoustic Pop)</w:t>
-        <w:br/>
-      </w:r>
-      <w:r>
-        <w:rPr w:rFonts="맑은 고딕">
-          <w:rFonts w:ascii="맑은 고딕" w:hAnsi="맑은 고딕" w:eastAsia="맑은 고딕"/>
-          <w:b w:val="0"/>
-          <w:sz w:val="20"/>
-        </w:rPr>
-        <w:t>■ 주요 수록곡 : Yesterday, Hey Jude, Something, Let It Be, Michelle, Norwegian Wood (This Bird Has Flown)</w:t>
-        <w:br/>
+        <w:t>위치 :  123</w:t>
       </w:r>
     </w:p>
     <w:p>
       <w:pPr>
-        <w:spacing w:after="160"/>
+        <w:spacing w:line="324" w:lineRule="auto" w:before="80" w:after="160"/>
       </w:pPr>
       <w:r>
         <w:rPr w:rFonts="맑은 고딕">
           <w:rFonts w:ascii="맑은 고딕" w:hAnsi="맑은 고딕" w:eastAsia="맑은 고딕"/>
           <w:b/>
           <w:color w:val="1F2937"/>
-          <w:sz w:val="24"/>
+          <w:sz w:val="22"/>
         </w:rPr>
-        <w:t>■ 음반 해설 및 감상 가이드</w:t>
+        <w:t xml:space="preserve">[음반 소개] </w:t>
+      </w:r>
+      <w:r>
+        <w:rPr w:rFonts="맑은 고딕">
+          <w:rFonts w:ascii="맑은 고딕" w:hAnsi="맑은 고딕" w:eastAsia="맑은 고딕"/>
+          <w:b w:val="0"/>
+          <w:sz w:val="21"/>
+        </w:rPr>
       </w:r>
     </w:p>
     <w:p>
       <w:pPr>
-        <w:spacing w:line="312" w:lineRule="auto" w:after="120"/>
+        <w:spacing w:line="324" w:lineRule="auto" w:after="120"/>
       </w:pPr>
       <w:r>
         <w:rPr w:rFonts="맑은 고딕">
@@ -108,38 +61,516 @@
           <w:b w:val="0"/>
           <w:sz w:val="21"/>
         </w:rPr>
-        <w:t>1980년에 발매된 《The Beatles Ballads》는 대중음악 역사상 가장 위대한 밴드인 더 비틀즈(The Beatles)의 넓고 깊은 음악 여정 중, 가장 서정적이고 아름다운 선율만을 엄선하여 담아낸 명작 컴필레이션 앨범입니다. 이 음반은 그들의 광범위한 디스코그래피 속에서 폭발적인 록엔롤이나 실험적인 사운드 대신, 음악적 감수성이 극대화된 서정적 팝과 어쿠스틱 사운드에 조명을 맞추었습니다. 영국 화가 존 패트릭 번(John Patrick Byrne)이 그린 고풍스럽고 동화적인 커버 아트워크는 이 음반이 지닌 아련하고 따뜻한 음악적 색채를 한층 더 돋보이게 합니다.</w:t>
+        <w:t>20세기 대중음악의 지형도를 영원히 바꾸어 놓은 네 청년의 가장 유려하고 서정적인 호흡만을 정제하여 담아낸 이 음반은, 시대를 초월한 낭만주의적 선율의 정수를 선사합니다. 로큰롤의 폭발적인 에너지를 넘어 실내악에 비견되는 현악의 울림과 깊은 문학적 서정으로 완성된 비틀즈의 발라드는 반세기가 흐른 지금도 청자의 심연을 조용히 흔듭니다. 회전하는 턴테이블 위로 흐르는 유려한 미성과 아련한 우수는 지나간 청춘의 기억을 가장 고결한 예술적 형태로 되살려내는 마법을 발휘합니다.</w:t>
       </w:r>
     </w:p>
     <w:p>
       <w:pPr>
-        <w:spacing w:line="312" w:lineRule="auto" w:after="120"/>
+        <w:spacing w:line="324" w:lineRule="auto" w:before="200" w:after="80"/>
       </w:pPr>
+      <w:r>
+        <w:rPr w:rFonts="맑은 고딕">
+          <w:rFonts w:ascii="맑은 고딕" w:hAnsi="맑은 고딕" w:eastAsia="맑은 고딕"/>
+          <w:b/>
+          <w:color w:val="1E3A8A"/>
+          <w:sz w:val="24"/>
+        </w:rPr>
+        <w:t>1. 음반 데이터</w:t>
+      </w:r>
+    </w:p>
+    <w:p>
+      <w:pPr>
+        <w:spacing w:line="324" w:lineRule="auto" w:after="80"/>
+      </w:pPr>
+      <w:r>
+        <w:rPr w:rFonts="맑은 고딕">
+          <w:rFonts w:ascii="맑은 고딕" w:hAnsi="맑은 고딕" w:eastAsia="맑은 고딕"/>
+          <w:b w:val="0"/>
+          <w:color w:val="6B7280"/>
+          <w:sz w:val="21"/>
+        </w:rPr>
+        <w:t xml:space="preserve">· </w:t>
+      </w:r>
+      <w:r>
+        <w:rPr w:rFonts="맑은 고딕">
+          <w:rFonts w:ascii="맑은 고딕" w:hAnsi="맑은 고딕" w:eastAsia="맑은 고딕"/>
+          <w:b/>
+          <w:color w:val="1F2937"/>
+          <w:sz w:val="21"/>
+        </w:rPr>
+        <w:t xml:space="preserve">앨범명: </w:t>
+      </w:r>
       <w:r>
         <w:rPr w:rFonts="맑은 고딕">
           <w:rFonts w:ascii="맑은 고딕" w:hAnsi="맑은 고딕" w:eastAsia="맑은 고딕"/>
           <w:b w:val="0"/>
           <w:sz w:val="21"/>
         </w:rPr>
-        <w:t>이 음반은 폴 매카트니의 천재적인 멜로디 감각, 조지 해리슨의 깊이 있는 서정성, 그리고 존 레논의 솔직하고 담백한 감성이 완벽한 조화를 이루고 있습니다. 팝 역사상 가장 완벽한 어쿠스틱 소품으로 꼽히는 'Yesterday'의 섬세한 현악 4주창과, 프랭크 시나트라가 "지난 50년간 나온 가장 위대한 러브송"이라 극찬했던 조지 해리슨의 'Something'은 음반의 품격을 높여줍니다. 또한 'Norwegian Wood'에 녹아든 시타르의 이국적인 선율과 'Michelle'이 선사하는 프렌치 스타일의 부드러운 화음은 비틀즈가 지닌 다채로운 어쿠스틱 편곡 기량과 독보적인 보컬 하모니를 정교하게 보여줍니다.</w:t>
+        <w:t>The Beatles Ballads</w:t>
       </w:r>
     </w:p>
     <w:p>
       <w:pPr>
-        <w:spacing w:line="312" w:lineRule="auto" w:after="120"/>
+        <w:spacing w:line="324" w:lineRule="auto" w:after="80"/>
       </w:pPr>
+      <w:r>
+        <w:rPr w:rFonts="맑은 고딕">
+          <w:rFonts w:ascii="맑은 고딕" w:hAnsi="맑은 고딕" w:eastAsia="맑은 고딕"/>
+          <w:b w:val="0"/>
+          <w:color w:val="6B7280"/>
+          <w:sz w:val="21"/>
+        </w:rPr>
+        <w:t xml:space="preserve">· </w:t>
+      </w:r>
+      <w:r>
+        <w:rPr w:rFonts="맑은 고딕">
+          <w:rFonts w:ascii="맑은 고딕" w:hAnsi="맑은 고딕" w:eastAsia="맑은 고딕"/>
+          <w:b/>
+          <w:color w:val="1F2937"/>
+          <w:sz w:val="21"/>
+        </w:rPr>
+        <w:t xml:space="preserve">아티스트: </w:t>
+      </w:r>
       <w:r>
         <w:rPr w:rFonts="맑은 고딕">
           <w:rFonts w:ascii="맑은 고딕" w:hAnsi="맑은 고딕" w:eastAsia="맑은 고딕"/>
           <w:b w:val="0"/>
           <w:sz w:val="21"/>
         </w:rPr>
-        <w:t>《The Beatles Ballads》는 아날로그 LP 특유의 따뜻한 질감으로 감상할 때 그 진가를 가장 완벽하게 발휘합니다. LP의 따스한 잔향을 타고 흐르는 은은한 기타 울림과 멤버들의 숨소리, 그리고 장엄한 울림을 주는 'Hey Jude'와 'Let It Be'의 찬가적 멜로디는 청자에게 깊은 안식과 정서적 위로를 선사합니다. 대중적 히트곡부터 숨은 어쿠스틱 명곡까지 유기적으로 이어지는 트랙 배치는 마치 한 편의 우아한 시집을 읽는 듯한 몰입감을 전해주며, 시대를 초월한 비틀즈의 멜로디즘을 소장하고픈 음반 애호가들에게 영원히 기억될 귀중한 유산입니다.</w:t>
+        <w:t>The Beatles (비틀즈)</w:t>
+      </w:r>
+    </w:p>
+    <w:p>
+      <w:pPr>
+        <w:spacing w:line="324" w:lineRule="auto" w:after="80"/>
+      </w:pPr>
+      <w:r>
+        <w:rPr w:rFonts="맑은 고딕">
+          <w:rFonts w:ascii="맑은 고딕" w:hAnsi="맑은 고딕" w:eastAsia="맑은 고딕"/>
+          <w:b w:val="0"/>
+          <w:color w:val="6B7280"/>
+          <w:sz w:val="21"/>
+        </w:rPr>
+        <w:t xml:space="preserve">· </w:t>
+      </w:r>
+      <w:r>
+        <w:rPr w:rFonts="맑은 고딕">
+          <w:rFonts w:ascii="맑은 고딕" w:hAnsi="맑은 고딕" w:eastAsia="맑은 고딕"/>
+          <w:b/>
+          <w:color w:val="1F2937"/>
+          <w:sz w:val="21"/>
+        </w:rPr>
+        <w:t xml:space="preserve">발매 정보: </w:t>
+      </w:r>
+      <w:r>
+        <w:rPr w:rFonts="맑은 고딕">
+          <w:rFonts w:ascii="맑은 고딕" w:hAnsi="맑은 고딕" w:eastAsia="맑은 고딕"/>
+          <w:b w:val="0"/>
+          <w:sz w:val="21"/>
+        </w:rPr>
+        <w:t>1980년 10월 영국 EMI/Parlophone 레이블을 통해 기획·발매된 공식 컴필레이션 음반으로, 비틀즈의 방대한 디스코그래피 중 가장 아름답고 완성도 높은 서정 곡 20트랙을 엄선하여 아날로그 마스터 사운드로 재구성한 명품 선집입니다. 스코틀랜드의 저명한 극작가이자 화가인 존 패트릭 번(John Patrick Byrne)의 몽환적인 유화 작품이 커버 아트로 얹혀 예술적 품격을 한층 높였습니다.</w:t>
+      </w:r>
+    </w:p>
+    <w:p>
+      <w:pPr>
+        <w:spacing w:line="324" w:lineRule="auto" w:after="80"/>
+      </w:pPr>
+      <w:r>
+        <w:rPr w:rFonts="맑은 고딕">
+          <w:rFonts w:ascii="맑은 고딕" w:hAnsi="맑은 고딕" w:eastAsia="맑은 고딕"/>
+          <w:b w:val="0"/>
+          <w:color w:val="6B7280"/>
+          <w:sz w:val="21"/>
+        </w:rPr>
+        <w:t xml:space="preserve">· </w:t>
+      </w:r>
+      <w:r>
+        <w:rPr w:rFonts="맑은 고딕">
+          <w:rFonts w:ascii="맑은 고딕" w:hAnsi="맑은 고딕" w:eastAsia="맑은 고딕"/>
+          <w:b/>
+          <w:color w:val="1F2937"/>
+          <w:sz w:val="21"/>
+        </w:rPr>
+        <w:t xml:space="preserve">LP 인기도(판매량): </w:t>
+      </w:r>
+      <w:r>
+        <w:rPr w:rFonts="맑은 고딕">
+          <w:rFonts w:ascii="맑은 고딕" w:hAnsi="맑은 고딕" w:eastAsia="맑은 고딕"/>
+          <w:b w:val="0"/>
+          <w:sz w:val="21"/>
+        </w:rPr>
+        <w:t>발매 직후 호주 앨범 차트에서 7주간 연속 1위를 기록하고 플래티넘을 달성하였으며, 영국 오피셜 앨범 차트 17위, 뉴질랜드 차트 2위에 오르는 등 영연방 및 유럽, 아시아 전역에서 뜨거운 사랑을 받으며 비틀즈 발라드의 불멸성을 상업적으로도 완벽히 증명하였습니다.</w:t>
+      </w:r>
+    </w:p>
+    <w:p>
+      <w:pPr>
+        <w:spacing w:line="324" w:lineRule="auto" w:after="80"/>
+      </w:pPr>
+      <w:r>
+        <w:rPr w:rFonts="맑은 고딕">
+          <w:rFonts w:ascii="맑은 고딕" w:hAnsi="맑은 고딕" w:eastAsia="맑은 고딕"/>
+          <w:b w:val="0"/>
+          <w:color w:val="6B7280"/>
+          <w:sz w:val="21"/>
+        </w:rPr>
+        <w:t xml:space="preserve">· </w:t>
+      </w:r>
+      <w:r>
+        <w:rPr w:rFonts="맑은 고딕">
+          <w:rFonts w:ascii="맑은 고딕" w:hAnsi="맑은 고딕" w:eastAsia="맑은 고딕"/>
+          <w:b/>
+          <w:color w:val="1F2937"/>
+          <w:sz w:val="21"/>
+        </w:rPr>
+        <w:t xml:space="preserve">각종 수상경력: </w:t>
+      </w:r>
+      <w:r>
+        <w:rPr w:rFonts="맑은 고딕">
+          <w:rFonts w:ascii="맑은 고딕" w:hAnsi="맑은 고딕" w:eastAsia="맑은 고딕"/>
+          <w:b w:val="0"/>
+          <w:sz w:val="21"/>
+        </w:rPr>
+        <w:t>엄선된 기획 컴필레이션 앨범 특성상 당해 연도 시상식 후보군과는 결을 달리하나, 수록곡 대다수가 그래미 명예의 전당 헌액 및 롤링 스톤 선정 '역사상 가장 위대한 노래 500곡'에 등재되어 있으며, 전 세계 오디오파일과 음악 평단으로부터 가장 완벽한 선곡미를 갖춘 명반으로 공인받았습니다.</w:t>
+      </w:r>
+    </w:p>
+    <w:p>
+      <w:pPr>
+        <w:spacing w:line="324" w:lineRule="auto" w:before="200" w:after="80"/>
+      </w:pPr>
+      <w:r>
+        <w:rPr w:rFonts="맑은 고딕">
+          <w:rFonts w:ascii="맑은 고딕" w:hAnsi="맑은 고딕" w:eastAsia="맑은 고딕"/>
+          <w:b/>
+          <w:color w:val="1E3A8A"/>
+          <w:sz w:val="24"/>
+        </w:rPr>
+        <w:t>2. 아티스트 정보</w:t>
+      </w:r>
+    </w:p>
+    <w:p>
+      <w:pPr>
+        <w:spacing w:line="324" w:lineRule="auto" w:after="80"/>
+      </w:pPr>
+      <w:r>
+        <w:rPr w:rFonts="맑은 고딕">
+          <w:rFonts w:ascii="맑은 고딕" w:hAnsi="맑은 고딕" w:eastAsia="맑은 고딕"/>
+          <w:b w:val="0"/>
+          <w:color w:val="6B7280"/>
+          <w:sz w:val="21"/>
+        </w:rPr>
+        <w:t xml:space="preserve">· </w:t>
+      </w:r>
+      <w:r>
+        <w:rPr w:rFonts="맑은 고딕">
+          <w:rFonts w:ascii="맑은 고딕" w:hAnsi="맑은 고딕" w:eastAsia="맑은 고딕"/>
+          <w:b/>
+          <w:color w:val="1F2937"/>
+          <w:sz w:val="21"/>
+        </w:rPr>
+        <w:t xml:space="preserve">국적: </w:t>
+      </w:r>
+      <w:r>
+        <w:rPr w:rFonts="맑은 고딕">
+          <w:rFonts w:ascii="맑은 고딕" w:hAnsi="맑은 고딕" w:eastAsia="맑은 고딕"/>
+          <w:b w:val="0"/>
+          <w:sz w:val="21"/>
+        </w:rPr>
+        <w:t>영국 (United Kingdom)</w:t>
+      </w:r>
+    </w:p>
+    <w:p>
+      <w:pPr>
+        <w:spacing w:line="324" w:lineRule="auto" w:after="80"/>
+      </w:pPr>
+      <w:r>
+        <w:rPr w:rFonts="맑은 고딕">
+          <w:rFonts w:ascii="맑은 고딕" w:hAnsi="맑은 고딕" w:eastAsia="맑은 고딕"/>
+          <w:b w:val="0"/>
+          <w:color w:val="6B7280"/>
+          <w:sz w:val="21"/>
+        </w:rPr>
+        <w:t xml:space="preserve">· </w:t>
+      </w:r>
+      <w:r>
+        <w:rPr w:rFonts="맑은 고딕">
+          <w:rFonts w:ascii="맑은 고딕" w:hAnsi="맑은 고딕" w:eastAsia="맑은 고딕"/>
+          <w:b/>
+          <w:color w:val="1F2937"/>
+          <w:sz w:val="21"/>
+        </w:rPr>
+        <w:t xml:space="preserve">생몰년도: </w:t>
+      </w:r>
+      <w:r>
+        <w:rPr w:rFonts="맑은 고딕">
+          <w:rFonts w:ascii="맑은 고딕" w:hAnsi="맑은 고딕" w:eastAsia="맑은 고딕"/>
+          <w:b w:val="0"/>
+          <w:sz w:val="21"/>
+        </w:rPr>
+        <w:t>1960년 결성 ~ 1970년 공식 해체</w:t>
+      </w:r>
+    </w:p>
+    <w:p>
+      <w:pPr>
+        <w:spacing w:line="324" w:lineRule="auto" w:after="80"/>
+      </w:pPr>
+      <w:r>
+        <w:rPr w:rFonts="맑은 고딕">
+          <w:rFonts w:ascii="맑은 고딕" w:hAnsi="맑은 고딕" w:eastAsia="맑은 고딕"/>
+          <w:b w:val="0"/>
+          <w:color w:val="6B7280"/>
+          <w:sz w:val="21"/>
+        </w:rPr>
+        <w:t xml:space="preserve">· </w:t>
+      </w:r>
+      <w:r>
+        <w:rPr w:rFonts="맑은 고딕">
+          <w:rFonts w:ascii="맑은 고딕" w:hAnsi="맑은 고딕" w:eastAsia="맑은 고딕"/>
+          <w:b/>
+          <w:color w:val="1F2937"/>
+          <w:sz w:val="21"/>
+        </w:rPr>
+        <w:t xml:space="preserve">그룹 소속: </w:t>
+      </w:r>
+      <w:r>
+        <w:rPr w:rFonts="맑은 고딕">
+          <w:rFonts w:ascii="맑은 고딕" w:hAnsi="맑은 고딕" w:eastAsia="맑은 고딕"/>
+          <w:b w:val="0"/>
+          <w:sz w:val="21"/>
+        </w:rPr>
+        <w:t>4인조 록 밴드 (존 레논, 폴 매카트니, 조지 해리슨, 링고 스타)</w:t>
+      </w:r>
+    </w:p>
+    <w:p>
+      <w:pPr>
+        <w:spacing w:line="324" w:lineRule="auto" w:after="80"/>
+      </w:pPr>
+      <w:r>
+        <w:rPr w:rFonts="맑은 고딕">
+          <w:rFonts w:ascii="맑은 고딕" w:hAnsi="맑은 고딕" w:eastAsia="맑은 고딕"/>
+          <w:b w:val="0"/>
+          <w:color w:val="6B7280"/>
+          <w:sz w:val="21"/>
+        </w:rPr>
+        <w:t xml:space="preserve">· </w:t>
+      </w:r>
+      <w:r>
+        <w:rPr w:rFonts="맑은 고딕">
+          <w:rFonts w:ascii="맑은 고딕" w:hAnsi="맑은 고딕" w:eastAsia="맑은 고딕"/>
+          <w:b/>
+          <w:color w:val="1F2937"/>
+          <w:sz w:val="21"/>
+        </w:rPr>
+        <w:t xml:space="preserve">아티스트 소개: </w:t>
+      </w:r>
+      <w:r>
+        <w:rPr w:rFonts="맑은 고딕">
+          <w:rFonts w:ascii="맑은 고딕" w:hAnsi="맑은 고딕" w:eastAsia="맑은 고딕"/>
+          <w:b w:val="0"/>
+          <w:sz w:val="21"/>
+        </w:rPr>
+        <w:t>팝 음악을 단순한 청년 문화의 유행가에서 인류의 영구 불멸한 현대 클래식의 반열로 격상시킨 20세기 최고의 아티스트입니다. 포크, 클래식 오케스트레이션, 아방가르드 등 다양한 어법을 수용한 독창적인 작곡 세계와 프로듀서 조지 마틴과의 음악적 연금술을 통해 대중음악의 지평을 무한히 확장시켰습니다.</w:t>
+      </w:r>
+    </w:p>
+    <w:p>
+      <w:pPr>
+        <w:spacing w:line="324" w:lineRule="auto" w:before="200" w:after="80"/>
+      </w:pPr>
+      <w:r>
+        <w:rPr w:rFonts="맑은 고딕">
+          <w:rFonts w:ascii="맑은 고딕" w:hAnsi="맑은 고딕" w:eastAsia="맑은 고딕"/>
+          <w:b/>
+          <w:color w:val="1E3A8A"/>
+          <w:sz w:val="24"/>
+        </w:rPr>
+        <w:t>3. 음반 상세 분석</w:t>
+      </w:r>
+    </w:p>
+    <w:p>
+      <w:pPr>
+        <w:spacing w:line="324" w:lineRule="auto" w:after="80"/>
+      </w:pPr>
+      <w:r>
+        <w:rPr w:rFonts="맑은 고딕">
+          <w:rFonts w:ascii="맑은 고딕" w:hAnsi="맑은 고딕" w:eastAsia="맑은 고딕"/>
+          <w:b w:val="0"/>
+          <w:color w:val="6B7280"/>
+          <w:sz w:val="21"/>
+        </w:rPr>
+        <w:t xml:space="preserve">· </w:t>
+      </w:r>
+      <w:r>
+        <w:rPr w:rFonts="맑은 고딕">
+          <w:rFonts w:ascii="맑은 고딕" w:hAnsi="맑은 고딕" w:eastAsia="맑은 고딕"/>
+          <w:b/>
+          <w:color w:val="1F2937"/>
+          <w:sz w:val="21"/>
+        </w:rPr>
+        <w:t xml:space="preserve">역사적 위치: </w:t>
+      </w:r>
+      <w:r>
+        <w:rPr w:rFonts="맑은 고딕">
+          <w:rFonts w:ascii="맑은 고딕" w:hAnsi="맑은 고딕" w:eastAsia="맑은 고딕"/>
+          <w:b w:val="0"/>
+          <w:sz w:val="21"/>
+        </w:rPr>
+        <w:t>록의 전위성과 실험성이라는 거대한 물결 이면에 깃들어 있던 비틀즈 본연의 찬란한 멜로디 메이커로서의 면모를 집대성한 음반입니다. 현악 4중주와 어쿠스틱 기타, 피아노의 절묘한 화성이 빚어내는 실내악적 깊이를 입증하며, 비틀즈 음악이 팝의 영역을 넘어 영원한 고전으로 남을 수밖에 없는 이유를 웅변하는 역사적 이정표입니다.</w:t>
+      </w:r>
+    </w:p>
+    <w:p>
+      <w:pPr>
+        <w:spacing w:line="324" w:lineRule="auto" w:after="80"/>
+      </w:pPr>
+      <w:r>
+        <w:rPr w:rFonts="맑은 고딕">
+          <w:rFonts w:ascii="맑은 고딕" w:hAnsi="맑은 고딕" w:eastAsia="맑은 고딕"/>
+          <w:b w:val="0"/>
+          <w:color w:val="6B7280"/>
+          <w:sz w:val="21"/>
+        </w:rPr>
+        <w:t xml:space="preserve">· </w:t>
+      </w:r>
+      <w:r>
+        <w:rPr w:rFonts="맑은 고딕">
+          <w:rFonts w:ascii="맑은 고딕" w:hAnsi="맑은 고딕" w:eastAsia="맑은 고딕"/>
+          <w:b/>
+          <w:color w:val="1F2937"/>
+          <w:sz w:val="21"/>
+        </w:rPr>
+        <w:t xml:space="preserve">시대의 흔적(스토리텔링): </w:t>
+      </w:r>
+      <w:r>
+        <w:rPr w:rFonts="맑은 고딕">
+          <w:rFonts w:ascii="맑은 고딕" w:hAnsi="맑은 고딕" w:eastAsia="맑은 고딕"/>
+          <w:b w:val="0"/>
+          <w:sz w:val="21"/>
+        </w:rPr>
+        <w:t>1980년 가을, 비틀즈 해체 10주년을 기리며 세상에 나온 이 앨범은 존 레논의 갑작스러운 영면 직전 발표되어 시대의 황혼을 물들이는 노스탤지어로 남았습니다. 1960년대 청춘들이 경험했던 순수했던 사랑, 평화에 대한 갈망, 그리고 청춘의 고뇌가 턴테이블의 그루브마다 고스란히 각인되어 아련한 시대의 공기를 불러일으킵니다.</w:t>
+      </w:r>
+    </w:p>
+    <w:p>
+      <w:pPr>
+        <w:spacing w:line="324" w:lineRule="auto" w:before="200" w:after="80"/>
+      </w:pPr>
+      <w:r>
+        <w:rPr w:rFonts="맑은 고딕">
+          <w:rFonts w:ascii="맑은 고딕" w:hAnsi="맑은 고딕" w:eastAsia="맑은 고딕"/>
+          <w:b/>
+          <w:color w:val="1E3A8A"/>
+          <w:sz w:val="24"/>
+        </w:rPr>
+        <w:t>4. 주요 수록곡 및 감상 제언</w:t>
+      </w:r>
+    </w:p>
+    <w:p>
+      <w:pPr>
+        <w:spacing w:line="324" w:lineRule="auto" w:after="80"/>
+      </w:pPr>
+      <w:r>
+        <w:rPr w:rFonts="맑은 고딕">
+          <w:rFonts w:ascii="맑은 고딕" w:hAnsi="맑은 고딕" w:eastAsia="맑은 고딕"/>
+          <w:b w:val="0"/>
+          <w:color w:val="6B7280"/>
+          <w:sz w:val="21"/>
+        </w:rPr>
+        <w:t xml:space="preserve">· </w:t>
+      </w:r>
+      <w:r>
+        <w:rPr w:rFonts="맑은 고딕">
+          <w:rFonts w:ascii="맑은 고딕" w:hAnsi="맑은 고딕" w:eastAsia="맑은 고딕"/>
+          <w:b/>
+          <w:color w:val="1F2937"/>
+          <w:sz w:val="21"/>
+        </w:rPr>
+        <w:t xml:space="preserve">주요 수록곡 특징: </w:t>
+      </w:r>
+      <w:r>
+        <w:rPr w:rFonts="맑은 고딕">
+          <w:rFonts w:ascii="맑은 고딕" w:hAnsi="맑은 고딕" w:eastAsia="맑은 고딕"/>
+          <w:b w:val="0"/>
+          <w:sz w:val="21"/>
+        </w:rPr>
+        <w:t>현악 4중주와 팝의 역사적 조우를 이룩한 불멸의 소품 'Yesterday', 조지 해리슨의 서정적 천재성이 만개한 우아한 러브송 'Something', 존 레논의 시적 내면이 깃든 'Norwegian Wood'와 'Across the Universe', 그리고 폴 매카트니의 따스한 안식이 묻어나는 'Hey Jude'와 'Let It Be'에 이르기까지 서정미의 정점에 오른 명곡들이 유기적으로 이어집니다.</w:t>
+      </w:r>
+    </w:p>
+    <w:p>
+      <w:pPr>
+        <w:spacing w:line="324" w:lineRule="auto" w:after="80"/>
+      </w:pPr>
+      <w:r>
+        <w:rPr w:rFonts="맑은 고딕">
+          <w:rFonts w:ascii="맑은 고딕" w:hAnsi="맑은 고딕" w:eastAsia="맑은 고딕"/>
+          <w:b w:val="0"/>
+          <w:color w:val="6B7280"/>
+          <w:sz w:val="21"/>
+        </w:rPr>
+        <w:t xml:space="preserve">· </w:t>
+      </w:r>
+      <w:r>
+        <w:rPr w:rFonts="맑은 고딕">
+          <w:rFonts w:ascii="맑은 고딕" w:hAnsi="맑은 고딕" w:eastAsia="맑은 고딕"/>
+          <w:b/>
+          <w:color w:val="1F2937"/>
+          <w:sz w:val="21"/>
+        </w:rPr>
+        <w:t xml:space="preserve">빈티지 감상 제언: </w:t>
+      </w:r>
+      <w:r>
+        <w:rPr w:rFonts="맑은 고딕">
+          <w:rFonts w:ascii="맑은 고딕" w:hAnsi="맑은 고딕" w:eastAsia="맑은 고딕"/>
+          <w:b w:val="0"/>
+          <w:sz w:val="21"/>
+        </w:rPr>
+        <w:t>진공관 앰프의 부드러운 배음과 어우러질 때 현악기의 찰현음과 통기타 울림의 배음이 한층 풍성하게 살아납니다. 카트리지 바늘이 소릿골을 스치며 자아내는 미세한 아날로그 뉘앙스는 디지털 음원이 결코 모사할 수 없는 실재감과 온기를 전하므로, 은은한 조명 아래 턴테이블의 회전을 응시하며 감상하기를 권합니다.</w:t>
+      </w:r>
+    </w:p>
+    <w:p>
+      <w:pPr>
+        <w:spacing w:line="324" w:lineRule="auto" w:after="80"/>
+      </w:pPr>
+      <w:r>
+        <w:rPr w:rFonts="맑은 고딕">
+          <w:rFonts w:ascii="맑은 고딕" w:hAnsi="맑은 고딕" w:eastAsia="맑은 고딕"/>
+          <w:b w:val="0"/>
+          <w:color w:val="6B7280"/>
+          <w:sz w:val="21"/>
+        </w:rPr>
+        <w:t xml:space="preserve">· </w:t>
+      </w:r>
+      <w:r>
+        <w:rPr w:rFonts="맑은 고딕">
+          <w:rFonts w:ascii="맑은 고딕" w:hAnsi="맑은 고딕" w:eastAsia="맑은 고딕"/>
+          <w:b/>
+          <w:color w:val="1F2937"/>
+          <w:sz w:val="21"/>
+        </w:rPr>
+        <w:t xml:space="preserve">소장 가치: </w:t>
+      </w:r>
+      <w:r>
+        <w:rPr w:rFonts="맑은 고딕">
+          <w:rFonts w:ascii="맑은 고딕" w:hAnsi="맑은 고딕" w:eastAsia="맑은 고딕"/>
+          <w:b w:val="0"/>
+          <w:sz w:val="21"/>
+        </w:rPr>
+        <w:t>비틀즈의 핵심 발라드를 단 한 장의 LP로 온전히 누릴 수 있는 뛰어난 선곡의 경제성과 더불어, LP 슬리브 크기에서만 온전히 느낄 수 있는 존 패트릭 번의 독창적인 유화 일러스트가 소장자의 미적 만족감을 극대화해 주는 클래식/팝 컬렉터의 필수 소장반입니다.</w:t>
+      </w:r>
+    </w:p>
+    <w:p>
+      <w:pPr>
+        <w:spacing w:line="324" w:lineRule="auto" w:after="120" w:before="160"/>
+      </w:pPr>
+      <w:r>
+        <w:rPr w:rFonts="맑은 고딕">
+          <w:rFonts w:ascii="맑은 고딕" w:hAnsi="맑은 고딕" w:eastAsia="맑은 고딕"/>
+          <w:b/>
+          <w:color w:val="4338CA"/>
+          <w:sz w:val="21"/>
+        </w:rPr>
+        <w:t>이 음반을 통해 아날로그 바늘 끝에서 피어나는 비틀즈의 가장 순수하고 우아한 선율이 전해주는 감동을 다시 한번 경험해 보시는 것은 어떨까요?</w:t>
       </w:r>
     </w:p>
     <w:sectPr>
       <w:pgSz w:w="12240" w:h="15840"/>
-      <w:pgMar w:top="1440" w:right="1440" w:bottom="1440" w:left="1440" w:header="720" w:footer="720" w:gutter="0"/>
+      <w:pgMar w:top="1152" w:right="1296" w:bottom="1152" w:left="1296" w:header="720" w:footer="720" w:gutter="0"/>
       <w:cols w:space="720"/>
       <w:docGrid w:linePitch="360"/>
     </w:sectPr>

--- a/word_reports/LP_0334_위치_123_The Beatles_The Beatles B.docx
+++ b/word_reports/LP_0334_위치_123_The Beatles_The Beatles B.docx
@@ -32,7 +32,7 @@
     </w:p>
     <w:p>
       <w:pPr>
-        <w:spacing w:line="324" w:lineRule="auto" w:before="80" w:after="160"/>
+        <w:spacing w:line="324" w:lineRule="auto" w:before="80" w:after="120"/>
       </w:pPr>
       <w:r>
         <w:rPr w:rFonts="맑은 고딕">
@@ -42,13 +42,6 @@
           <w:sz w:val="22"/>
         </w:rPr>
         <w:t xml:space="preserve">[음반 소개] </w:t>
-      </w:r>
-      <w:r>
-        <w:rPr w:rFonts="맑은 고딕">
-          <w:rFonts w:ascii="맑은 고딕" w:hAnsi="맑은 고딕" w:eastAsia="맑은 고딕"/>
-          <w:b w:val="0"/>
-          <w:sz w:val="21"/>
-        </w:rPr>
       </w:r>
     </w:p>
     <w:p>
@@ -61,7 +54,33 @@
           <w:b w:val="0"/>
           <w:sz w:val="21"/>
         </w:rPr>
-        <w:t>20세기 대중음악의 지형도를 영원히 바꾸어 놓은 네 청년의 가장 유려하고 서정적인 호흡만을 정제하여 담아낸 이 음반은, 시대를 초월한 낭만주의적 선율의 정수를 선사합니다. 로큰롤의 폭발적인 에너지를 넘어 실내악에 비견되는 현악의 울림과 깊은 문학적 서정으로 완성된 비틀즈의 발라드는 반세기가 흐른 지금도 청자의 심연을 조용히 흔듭니다. 회전하는 턴테이블 위로 흐르는 유려한 미성과 아련한 우수는 지나간 청춘의 기억을 가장 고결한 예술적 형태로 되살려내는 마법을 발휘합니다.</w:t>
+        <w:t>20세기 대중음악의 지형을 근본적으로 바꾸어 놓았던 리버풀의 네 청년, 비틀즈(The Beatles)의 음악 여정은 혁신과 실험의 연속이었으나 그 이면에는 언제나 인류의 보편적 감정을 관통하는 지극히 순수한 서정성이 자리하고 있었습니다. 1980년 가을, 영국의 EMI를 통해 세상에 첫선을 보인 컴필레이션 앨범 《The Beatles Ballads》는 그들이 남긴 방대한 음악적 유산 가운데 가장 아름답고 애틋한 멜로디의 정수만을 한 폭의 수채화처럼 엮어낸 명반입니다. 로큰롤의 폭발적인 에너지를 넘어, 클래식 현악 사중주와의 대담한 조우, 포크 음악의 소박한 호흡, 그리고 영적 성찰에 이르는 비틀즈의 시적(詩的) 감수성이 이 음반 한 장에 오롯이 응축되어 있습니다.</w:t>
+      </w:r>
+    </w:p>
+    <w:p>
+      <w:pPr>
+        <w:spacing w:line="324" w:lineRule="auto" w:after="120"/>
+      </w:pPr>
+      <w:r>
+        <w:rPr w:rFonts="맑은 고딕">
+          <w:rFonts w:ascii="맑은 고딕" w:hAnsi="맑은 고딕" w:eastAsia="맑은 고딕"/>
+          <w:b w:val="0"/>
+          <w:sz w:val="21"/>
+        </w:rPr>
+        <w:t>이 음반이 발매된 1980년은 비틀즈의 역사와 전 세계 음악 팬들에게 형언할 수 없는 슬픔과 그리움의 해로 각인되어 있습니다. 앨범이 발매되고 불과 두 달 뒤 존 레논의 갑작스러운 비보가 전해지면서, 본 작에 수록된 20곡의 발라드는 단순한 히트곡 모음집을 넘어 한 시대를 풍미했던 천재 음악가들을 향한 애가(哀歌)이자 영원한 노스탤지어로 승화되었습니다. 스코틀랜드의 화가이자 극작가인 존 번(John Byrne)이 1968년에 완성했던 서정적이고 목가적인 유화 커버는, 네 멤버가 공유했던 따스한 유대와 음악 속에 깃든 순백의 동심을 시각적으로 완벽히 대변하며 음반의 품격을 한층 드높입니다.</w:t>
+      </w:r>
+    </w:p>
+    <w:p>
+      <w:pPr>
+        <w:spacing w:line="324" w:lineRule="auto" w:after="120"/>
+      </w:pPr>
+      <w:r>
+        <w:rPr w:rFonts="맑은 고딕">
+          <w:rFonts w:ascii="맑은 고딕" w:hAnsi="맑은 고딕" w:eastAsia="맑은 고딕"/>
+          <w:b w:val="0"/>
+          <w:sz w:val="21"/>
+        </w:rPr>
+        <w:t>존 레논과 폴 매카트니, 조지 해리슨이 빚어낸 멜로디의 궤적은 세월의 풍화를 견뎌내며 더욱 깊은 울림을 전합니다. 청춘의 방황과 상실, 구원과 사랑을 노래한 그들의 언어는 반세기가 흐른 지금도 여전히 현대인의 지친 영혼을 어루만집니다. 비틀즈의 격렬한 비트 뒤에 숨겨진 섬세한 떨림과 깊은 사색의 공간을 포착해낸 《The Beatles Ballads》는, 팝 음악이 도달할 수 있는 가장 우아하고 고결한 서정의 극점을 보여주는 불멸의 기록입니다.</w:t>
       </w:r>
     </w:p>
     <w:p>
@@ -168,7 +187,7 @@
           <w:b w:val="0"/>
           <w:sz w:val="21"/>
         </w:rPr>
-        <w:t>1980년 10월 영국 EMI/Parlophone 레이블을 통해 기획·발매된 공식 컴필레이션 음반으로, 비틀즈의 방대한 디스코그래피 중 가장 아름답고 완성도 높은 서정 곡 20트랙을 엄선하여 아날로그 마스터 사운드로 재구성한 명품 선집입니다. 스코틀랜드의 저명한 극작가이자 화가인 존 패트릭 번(John Patrick Byrne)의 몽환적인 유화 작품이 커버 아트로 얹혀 예술적 품격을 한층 높였습니다.</w:t>
+        <w:t>1980년 10월 영국 EMI/Parlophone 레이블을 통해 발매되었으며, 1960년대 비틀즈가 발표한 명곡 중 가장 서정미가 뛰어난 20곡을 엄선하여 정규 앨범 못지않은 서사적 흐름으로 재구성한 정통 기획 앨범입니다.</w:t>
       </w:r>
     </w:p>
     <w:p>
@@ -199,7 +218,7 @@
           <w:b w:val="0"/>
           <w:sz w:val="21"/>
         </w:rPr>
-        <w:t>발매 직후 호주 앨범 차트에서 7주간 연속 1위를 기록하고 플래티넘을 달성하였으며, 영국 오피셜 앨범 차트 17위, 뉴질랜드 차트 2위에 오르는 등 영연방 및 유럽, 아시아 전역에서 뜨거운 사랑을 받으며 비틀즈 발라드의 불멸성을 상업적으로도 완벽히 증명하였습니다.</w:t>
+        <w:t>발매 직후 영국 앨범 차트(UK Albums Chart) 17위에 오르고 호주 앨범 차트에서는 7주간 정상을 차지하는 등 전 세계적인 사랑을 받았으며, 영국 음반 산업 협회(BPI) 골드 인증을 획득하며 스테디셀러로 확고히 자리매김했습니다.</w:t>
       </w:r>
     </w:p>
     <w:p>
@@ -230,7 +249,7 @@
           <w:b w:val="0"/>
           <w:sz w:val="21"/>
         </w:rPr>
-        <w:t>엄선된 기획 컴필레이션 앨범 특성상 당해 연도 시상식 후보군과는 결을 달리하나, 수록곡 대다수가 그래미 명예의 전당 헌액 및 롤링 스톤 선정 '역사상 가장 위대한 노래 500곡'에 등재되어 있으며, 전 세계 오디오파일과 음악 평단으로부터 가장 완벽한 선곡미를 갖춘 명반으로 공인받았습니다.</w:t>
+        <w:t>단일 수상 내역을 넘어, 수록된 오리지널 트랙 대다수가 그래미 명예의 전당 헌액 및 롤링 스톤 선정 ‘역사상 가장 위대한 노래 500곡’ 상위권에 랭크되어 대중음악사에서 가장 찬란한 권위를 공인받고 있습니다.</w:t>
       </w:r>
     </w:p>
     <w:p>
@@ -368,7 +387,7 @@
           <w:b w:val="0"/>
           <w:sz w:val="21"/>
         </w:rPr>
-        <w:t>팝 음악을 단순한 청년 문화의 유행가에서 인류의 영구 불멸한 현대 클래식의 반열로 격상시킨 20세기 최고의 아티스트입니다. 포크, 클래식 오케스트레이션, 아방가르드 등 다양한 어법을 수용한 독창적인 작곡 세계와 프로듀서 조지 마틴과의 음악적 연금술을 통해 대중음악의 지평을 무한히 확장시켰습니다.</w:t>
+        <w:t>록과 팝, 클래식과 아방가르드를 융합하여 현대 대중음악의 문법을 창시한 20세기 최고의 아티스트입니다. 독창적인 작곡 능력과 파격적인 스튜디오 실험을 통해 대중음악을 순수 예술의 경지로 끌어올렸으며, 팝 역사상 가장 위대한 밴드로 추앙받고 있습니다.</w:t>
       </w:r>
     </w:p>
     <w:p>
@@ -413,7 +432,7 @@
           <w:b w:val="0"/>
           <w:sz w:val="21"/>
         </w:rPr>
-        <w:t>록의 전위성과 실험성이라는 거대한 물결 이면에 깃들어 있던 비틀즈 본연의 찬란한 멜로디 메이커로서의 면모를 집대성한 음반입니다. 현악 4중주와 어쿠스틱 기타, 피아노의 절묘한 화성이 빚어내는 실내악적 깊이를 입증하며, 비틀즈 음악이 팝의 영역을 넘어 영원한 고전으로 남을 수밖에 없는 이유를 웅변하는 역사적 이정표입니다.</w:t>
+        <w:t>비틀즈 음악의 본질 중 하나인 멜로디의 서정성을 집중 조명한 역작으로, 록 밴드로서의 페르소나 이면에 존재하던 실내악적 완결성과 시적 깊이를 증명한 앨범입니다. 서로 다른 시기에 발표된 곡들이 유기적인 온도로 조화를 이루며 팝 발라드 미학의 절대적 기준을 제시합니다.</w:t>
       </w:r>
     </w:p>
     <w:p>
@@ -444,7 +463,7 @@
           <w:b w:val="0"/>
           <w:sz w:val="21"/>
         </w:rPr>
-        <w:t>1980년 가을, 비틀즈 해체 10주년을 기리며 세상에 나온 이 앨범은 존 레논의 갑작스러운 영면 직전 발표되어 시대의 황혼을 물들이는 노스탤지어로 남았습니다. 1960년대 청춘들이 경험했던 순수했던 사랑, 평화에 대한 갈망, 그리고 청춘의 고뇌가 턴테이블의 그루브마다 고스란히 각인되어 아련한 시대의 공기를 불러일으킵니다.</w:t>
+        <w:t>격동의 1960년대를 지나 냉전과 상실감이 교차하던 1980년대 초입의 대중들에게 건넨 따스한 위로였습니다. 낭만과 평화를 갈망하던 청춘들의 정서적 공기가 앨범 전체를 관통하며, 존 레논의 서거와 맞물려 비틀즈 세대의 노스탤지어를 집대성한 시대의 초상이 되었습니다.</w:t>
       </w:r>
     </w:p>
     <w:p>
@@ -489,7 +508,7 @@
           <w:b w:val="0"/>
           <w:sz w:val="21"/>
         </w:rPr>
-        <w:t>현악 4중주와 팝의 역사적 조우를 이룩한 불멸의 소품 'Yesterday', 조지 해리슨의 서정적 천재성이 만개한 우아한 러브송 'Something', 존 레논의 시적 내면이 깃든 'Norwegian Wood'와 'Across the Universe', 그리고 폴 매카트니의 따스한 안식이 묻어나는 'Hey Jude'와 'Let It Be'에 이르기까지 서정미의 정점에 오른 명곡들이 유기적으로 이어집니다.</w:t>
+        <w:t>스트링 콰르텟과 어쿠스틱 기타의 완벽한 조화를 보여주는 ‘Yesterday’, 조지 해리슨의 유려한 멜로디 감각이 돋보이는 불후의 러브송 ‘Something’, 몽환적이고 초월적인 감동을 자아내는 ‘Across the Universe’, 그리고 담담한 건반 위로 인생의 굴곡을 어루만지는 ‘Let It Be’ 등 수록곡 전편이 섬세하고 우아한 감정선을 자아냅니다.</w:t>
       </w:r>
     </w:p>
     <w:p>
@@ -520,7 +539,7 @@
           <w:b w:val="0"/>
           <w:sz w:val="21"/>
         </w:rPr>
-        <w:t>진공관 앰프의 부드러운 배음과 어우러질 때 현악기의 찰현음과 통기타 울림의 배음이 한층 풍성하게 살아납니다. 카트리지 바늘이 소릿골을 스치며 자아내는 미세한 아날로그 뉘앙스는 디지털 음원이 결코 모사할 수 없는 실재감과 온기를 전하므로, 은은한 조명 아래 턴테이블의 회전을 응시하며 감상하기를 권합니다.</w:t>
+        <w:t>LP 특유의 아날로그 음향은 현악 세션의 온기 어린 질감과 통기타 줄의 미세한 마찰음, 그리고 보컬의 미세한 숨결까지 포근하게 되살려냅니다. 진공관 앰프의 따뜻한 배음과 턴테이블의 회전이 만들어내는 특유의 질감 속에서 감상할 때, 이 음반이 품은 고요하고 웅장한 공간감이 비로소 완성됩니다.</w:t>
       </w:r>
     </w:p>
     <w:p>
@@ -551,7 +570,7 @@
           <w:b w:val="0"/>
           <w:sz w:val="21"/>
         </w:rPr>
-        <w:t>비틀즈의 핵심 발라드를 단 한 장의 LP로 온전히 누릴 수 있는 뛰어난 선곡의 경제성과 더불어, LP 슬리브 크기에서만 온전히 느낄 수 있는 존 패트릭 번의 독창적인 유화 일러스트가 소장자의 미적 만족감을 극대화해 주는 클래식/팝 컬렉터의 필수 소장반입니다.</w:t>
+        <w:t>존 번(John Byrne)의 환상적인 일러스트레이션 커버 아트는 대형 LP 바이닐 사이즈에서 비로소 그 예술적 진가를 발휘합니다. 비틀즈 후기 사운드의 마스터피스들을 단 한 장의 바이닐로 오롯이 조망할 수 있다는 점에서 음악 애호가와 LP 컬렉터 모두에게 대체 불가능한 소장 가치를 지닙니다.</w:t>
       </w:r>
     </w:p>
     <w:p>
@@ -565,7 +584,7 @@
           <w:color w:val="4338CA"/>
           <w:sz w:val="21"/>
         </w:rPr>
-        <w:t>이 음반을 통해 아날로그 바늘 끝에서 피어나는 비틀즈의 가장 순수하고 우아한 선율이 전해주는 감동을 다시 한번 경험해 보시는 것은 어떨까요?</w:t>
+        <w:t>이 음반을 통해 반세기의 시간을 건너온 비틀즈의 순결한 선율이 전해주는 감동을 다시 한번 경험해 보시는 것은 어떨까요?</w:t>
       </w:r>
     </w:p>
     <w:sectPr>
